--- a/StateOfPractice/MACREM-2026/SupportingDocuments/RecruitingScript_ThirdFollowUpEmail.docx
+++ b/StateOfPractice/MACREM-2026/SupportingDocuments/RecruitingScript_ThirdFollowUpEmail.docx
@@ -135,425 +135,421 @@
       </w:pPr>
     </w:p>
     <w:p>
-      <w:ins w:id="0" w:author="Spencer Smith" w:date="2026-07-17T10:07:00Z" w16du:dateUtc="2026-07-17T14:07:00Z">
+      <w:r>
+        <w:rPr>
+          <w:rFonts w:ascii="Arial" w:hAnsi="Arial" w:cs="Arial"/>
+          <w:sz w:val="20"/>
+        </w:rPr>
+        <w:t>I apologize for contacting you a third time after promising that I would stop at two attempts.  However, we have added a new way to participate in the study that may interest you.  For those who do not have time for an interview, we have added the option of an online survey.  As a reminder, I am a graduate student with a research group at McMaster University in Hamilton, Canada. This is my third, and last, email regarding an invitation to participate in a research study</w:t>
+      </w:r>
+      <w:r>
+        <w:rPr>
+          <w:rFonts w:ascii="Arial" w:hAnsi="Arial" w:cs="Arial"/>
+          <w:sz w:val="20"/>
+        </w:rPr>
+        <w:t xml:space="preserve"> that </w:t>
+      </w:r>
+      <w:r>
+        <w:rPr>
+          <w:rFonts w:ascii="Arial" w:hAnsi="Arial" w:cs="Arial"/>
+          <w:sz w:val="20"/>
+        </w:rPr>
+        <w:t xml:space="preserve">I am </w:t>
+      </w:r>
+      <w:r>
+        <w:rPr>
+          <w:rFonts w:ascii="Arial" w:hAnsi="Arial" w:cs="Arial"/>
+          <w:sz w:val="20"/>
+        </w:rPr>
+        <w:t xml:space="preserve">{[For Ziyang] </w:t>
+      </w:r>
+      <w:r>
+        <w:rPr>
+          <w:rFonts w:ascii="Arial" w:hAnsi="Arial" w:cs="Arial"/>
+          <w:sz w:val="20"/>
+        </w:rPr>
+        <w:t xml:space="preserve">completing as a requirement of </w:t>
+      </w:r>
+      <w:r>
+        <w:rPr>
+          <w:rFonts w:ascii="Arial" w:hAnsi="Arial" w:cs="Arial"/>
+          <w:sz w:val="20"/>
+        </w:rPr>
+        <w:t xml:space="preserve">my </w:t>
+      </w:r>
+      <w:r>
+        <w:rPr>
+          <w:rFonts w:ascii="Arial" w:hAnsi="Arial" w:cs="Arial"/>
+          <w:sz w:val="20"/>
+        </w:rPr>
+        <w:t>Master of Engineering degree</w:t>
+      </w:r>
+      <w:r>
+        <w:rPr>
+          <w:rFonts w:ascii="Arial" w:hAnsi="Arial" w:cs="Arial"/>
+          <w:sz w:val="20"/>
+        </w:rPr>
+        <w:t xml:space="preserve"> [For Chris] assisting with}</w:t>
+      </w:r>
+      <w:r>
+        <w:rPr>
+          <w:rFonts w:ascii="Arial" w:hAnsi="Arial" w:cs="Arial"/>
+          <w:sz w:val="20"/>
+        </w:rPr>
+        <w:t>.</w:t>
+      </w:r>
+    </w:p>
+    <w:p>
+      <w:pPr>
+        <w:rPr>
+          <w:rFonts w:ascii="Arial" w:hAnsi="Arial" w:cs="Arial"/>
+          <w:sz w:val="20"/>
+        </w:rPr>
+      </w:pPr>
+    </w:p>
+    <w:p>
+      <w:pPr>
+        <w:rPr>
+          <w:rFonts w:ascii="Arial" w:hAnsi="Arial" w:cs="Arial"/>
+          <w:sz w:val="20"/>
+          <w:lang w:val="en-CA"/>
+        </w:rPr>
+      </w:pPr>
+      <w:r>
+        <w:rPr>
+          <w:rFonts w:ascii="Arial" w:hAnsi="Arial" w:cs="Arial"/>
+          <w:sz w:val="20"/>
+          <w:lang w:val="en-CA"/>
+        </w:rPr>
+        <w:t>I located your name/email by visiting the website of {research software name}.</w:t>
+      </w:r>
+    </w:p>
+    <w:p>
+      <w:pPr>
+        <w:rPr>
+          <w:rFonts w:ascii="Arial" w:hAnsi="Arial" w:cs="Arial"/>
+          <w:sz w:val="20"/>
+        </w:rPr>
+      </w:pPr>
+    </w:p>
+    <w:p>
+      <w:r>
+        <w:rPr>
+          <w:rFonts w:ascii="Arial" w:hAnsi="Arial" w:cs="Arial"/>
+          <w:sz w:val="20"/>
+        </w:rPr>
+        <w:t xml:space="preserve">The purpose of this study is to conduct a current state of practice analysis of software in a scientific computing domain for the purpose of understanding quality and assisting in the future development of such software. One of the domains is {software domain}. </w:t>
+      </w:r>
+    </w:p>
+    <w:p>
+      <w:pPr>
+        <w:rPr>
+          <w:rFonts w:ascii="Arial" w:hAnsi="Arial" w:cs="Arial"/>
+          <w:sz w:val="20"/>
+        </w:rPr>
+      </w:pPr>
+    </w:p>
+    <w:p>
+      <w:r>
+        <w:rPr>
+          <w:rFonts w:ascii="Arial" w:hAnsi="Arial" w:cs="Arial"/>
+          <w:sz w:val="20"/>
+        </w:rPr>
+        <w:t>We have selected {software package name} to be part of a list of (30) {software domain} packages that we have identified for analysis. These packages were selected because they are open source and fit our desired scope, usage, and age criteria.</w:t>
+      </w:r>
+    </w:p>
+    <w:p>
+      <w:pPr>
+        <w:rPr>
+          <w:rFonts w:ascii="Arial" w:hAnsi="Arial" w:cs="Arial"/>
+          <w:sz w:val="20"/>
+        </w:rPr>
+      </w:pPr>
+    </w:p>
+    <w:p>
+      <w:r>
+        <w:rPr>
+          <w:rFonts w:ascii="Arial" w:hAnsi="Arial" w:cs="Arial"/>
+          <w:sz w:val="20"/>
+        </w:rPr>
+        <w:t xml:space="preserve">Participation in this study will involve </w:t>
+      </w:r>
+      <w:r>
+        <w:rPr>
+          <w:rFonts w:ascii="Arial" w:hAnsi="Arial" w:cs="Arial"/>
+          <w:sz w:val="20"/>
+        </w:rPr>
+        <w:t>either an online surve</w:t>
+      </w:r>
+      <w:r>
+        <w:rPr>
+          <w:rFonts w:ascii="Arial" w:hAnsi="Arial" w:cs="Arial"/>
+          <w:sz w:val="20"/>
+        </w:rPr>
+        <w:t>y</w:t>
+      </w:r>
+      <w:r>
+        <w:rPr>
+          <w:rFonts w:ascii="Arial" w:hAnsi="Arial" w:cs="Arial"/>
+          <w:sz w:val="20"/>
+        </w:rPr>
+        <w:t xml:space="preserve">, or </w:t>
+      </w:r>
+      <w:r>
+        <w:rPr>
+          <w:rFonts w:ascii="Arial" w:hAnsi="Arial" w:cs="Arial"/>
+          <w:sz w:val="20"/>
+        </w:rPr>
+        <w:t xml:space="preserve">a one-to-one semi-structured interview between a member of our research group and a lead developer of {software package name}. </w:t>
+      </w:r>
+      <w:r>
+        <w:rPr>
+          <w:rFonts w:ascii="Arial" w:hAnsi="Arial" w:cs="Arial"/>
+          <w:sz w:val="20"/>
+        </w:rPr>
+        <w:t>The choice of survey or interview is up to the participant.  If an interview is select, t</w:t>
+      </w:r>
+      <w:r>
+        <w:rPr>
+          <w:rFonts w:ascii="Arial" w:hAnsi="Arial" w:cs="Arial"/>
+          <w:sz w:val="20"/>
+        </w:rPr>
+        <w:t xml:space="preserve">he interview will be conducted using Microsoft Teams. The purpose of </w:t>
+      </w:r>
+      <w:r>
+        <w:rPr>
+          <w:rFonts w:ascii="Arial" w:hAnsi="Arial" w:cs="Arial"/>
+          <w:sz w:val="20"/>
+        </w:rPr>
+        <w:t>the survey and interview is</w:t>
+      </w:r>
+      <w:r>
+        <w:rPr>
+          <w:rFonts w:ascii="Arial" w:hAnsi="Arial" w:cs="Arial"/>
+          <w:sz w:val="20"/>
+        </w:rPr>
+        <w:t xml:space="preserve"> to gather qualitative data regarding the development of {software package name}. The video-conference interview would include roughly 20 questions that focus on the software development process and the development group. The interview should not take longer than </w:t>
+      </w:r>
+      <w:r>
+        <w:rPr>
+          <w:rFonts w:ascii="Arial" w:hAnsi="Arial" w:cs="Arial"/>
+          <w:sz w:val="20"/>
+        </w:rPr>
+        <w:t>6</w:t>
+      </w:r>
+      <w:r>
+        <w:rPr>
+          <w:rFonts w:ascii="Arial" w:hAnsi="Arial" w:cs="Arial"/>
+          <w:sz w:val="20"/>
+        </w:rPr>
+        <w:t xml:space="preserve">0 minutes. </w:t>
+      </w:r>
+      <w:r>
+        <w:rPr>
+          <w:rFonts w:ascii="Arial" w:hAnsi="Arial" w:cs="Arial"/>
+          <w:sz w:val="20"/>
+        </w:rPr>
+        <w:t>The survey</w:t>
+      </w:r>
+      <w:ins w:id="0" w:author="Spencer Smith" w:date="2026-07-29T22:57:00Z" w16du:dateUtc="2026-07-30T02:57:00Z">
         <w:r>
           <w:rPr>
             <w:rFonts w:ascii="Arial" w:hAnsi="Arial" w:cs="Arial"/>
             <w:sz w:val="20"/>
           </w:rPr>
-          <w:t xml:space="preserve">I apologize for contacting you a third time after promising that I would stop at two attempts.  However, we have </w:t>
+          <w:t>, hosted on Microsoft Forms,</w:t>
         </w:r>
       </w:ins>
-      <w:ins w:id="1" w:author="Spencer Smith" w:date="2026-07-17T10:08:00Z" w16du:dateUtc="2026-07-17T14:08:00Z">
+      <w:r>
+        <w:rPr>
+          <w:rFonts w:ascii="Arial" w:hAnsi="Arial" w:cs="Arial"/>
+          <w:sz w:val="20"/>
+        </w:rPr>
+        <w:t xml:space="preserve"> is based on the same questions and can typically be completed in about half the time as the interview.</w:t>
+      </w:r>
+    </w:p>
+    <w:p>
+      <w:pPr>
+        <w:rPr>
+          <w:rFonts w:ascii="Arial" w:hAnsi="Arial" w:cs="Arial"/>
+          <w:sz w:val="20"/>
+        </w:rPr>
+      </w:pPr>
+    </w:p>
+    <w:p>
+      <w:pPr>
+        <w:rPr>
+          <w:rFonts w:ascii="Arial" w:hAnsi="Arial" w:cs="Arial"/>
+          <w:sz w:val="20"/>
+        </w:rPr>
+      </w:pPr>
+      <w:r>
+        <w:rPr>
+          <w:rFonts w:ascii="Arial" w:hAnsi="Arial" w:cs="Arial"/>
+          <w:sz w:val="20"/>
+        </w:rPr>
+        <w:t xml:space="preserve">I have attached a copy of the letter of information with full details about the procedure of the research and potential benefits and risks. </w:t>
+      </w:r>
+      <w:r>
+        <w:rPr>
+          <w:rFonts w:ascii="Arial" w:hAnsi="Arial" w:cs="Arial"/>
+          <w:sz w:val="20"/>
+        </w:rPr>
+        <w:t>With respect to risks, the letter highlights that y</w:t>
+      </w:r>
+      <w:r>
+        <w:rPr>
+          <w:rFonts w:ascii="Arial" w:hAnsi="Arial" w:cs="Arial"/>
+          <w:sz w:val="20"/>
+        </w:rPr>
+        <w:t>ou may feel uncomfortable or anxious if you perceive that your project is being scrutinized.</w:t>
+      </w:r>
+      <w:r>
+        <w:rPr>
+          <w:rFonts w:ascii="Arial" w:hAnsi="Arial" w:cs="Arial"/>
+          <w:sz w:val="20"/>
+        </w:rPr>
+        <w:t xml:space="preserve">  We also identify the risk of </w:t>
+      </w:r>
+      <w:r>
+        <w:rPr>
+          <w:rFonts w:ascii="Arial" w:hAnsi="Arial" w:cs="Arial"/>
+          <w:sz w:val="20"/>
+        </w:rPr>
+        <w:t xml:space="preserve">maintaining the privacy of </w:t>
+      </w:r>
+      <w:del w:id="1" w:author="Spencer Smith" w:date="2026-07-29T22:57:00Z" w16du:dateUtc="2026-07-30T02:57:00Z">
         <w:r>
           <w:rPr>
             <w:rFonts w:ascii="Arial" w:hAnsi="Arial" w:cs="Arial"/>
             <w:sz w:val="20"/>
           </w:rPr>
-          <w:t xml:space="preserve">added a new way to participate in the study that may interest you.  For those who do not have time for an interview, we have added the option of an online survey.  As a reminder, </w:t>
+          <w:delText xml:space="preserve">interviewed </w:delText>
         </w:r>
-      </w:ins>
-      <w:r>
-        <w:rPr>
-          <w:rFonts w:ascii="Arial" w:hAnsi="Arial" w:cs="Arial"/>
-          <w:sz w:val="20"/>
-        </w:rPr>
-        <w:t xml:space="preserve">I am a graduate student with a research group at McMaster University in Hamilton, Canada. </w:t>
-      </w:r>
-      <w:ins w:id="2" w:author="Spencer Smith" w:date="2026-07-17T10:09:00Z" w16du:dateUtc="2026-07-17T14:09:00Z">
+      </w:del>
+      <w:ins w:id="2" w:author="Spencer Smith" w:date="2026-07-29T22:57:00Z" w16du:dateUtc="2026-07-30T02:57:00Z">
         <w:r>
           <w:rPr>
             <w:rFonts w:ascii="Arial" w:hAnsi="Arial" w:cs="Arial"/>
             <w:sz w:val="20"/>
           </w:rPr>
-          <w:t xml:space="preserve">This is my third, and last, email </w:t>
-        </w:r>
-      </w:ins>
-      <w:del w:id="3" w:author="Spencer Smith" w:date="2026-07-17T10:09:00Z" w16du:dateUtc="2026-07-17T14:09:00Z">
-        <w:r>
-          <w:rPr>
-            <w:rFonts w:ascii="Arial" w:hAnsi="Arial" w:cs="Arial"/>
-            <w:sz w:val="20"/>
-          </w:rPr>
-          <w:delText xml:space="preserve">I am following up </w:delText>
+          <w:t>participants if they are</w:t>
         </w:r>
         <w:r>
           <w:rPr>
             <w:rFonts w:ascii="Arial" w:hAnsi="Arial" w:cs="Arial"/>
             <w:sz w:val="20"/>
           </w:rPr>
-          <w:delText>o</w:delText>
+          <w:t xml:space="preserve"> </w:t>
+        </w:r>
+      </w:ins>
+      <w:r>
+        <w:rPr>
+          <w:rFonts w:ascii="Arial" w:hAnsi="Arial" w:cs="Arial"/>
+          <w:sz w:val="20"/>
+        </w:rPr>
+        <w:t>sole developers, or members from a small developer team,</w:t>
+      </w:r>
+      <w:r>
+        <w:rPr>
+          <w:rFonts w:ascii="Arial" w:hAnsi="Arial" w:cs="Arial"/>
+          <w:sz w:val="20"/>
+        </w:rPr>
+        <w:t xml:space="preserve"> </w:t>
+      </w:r>
+      <w:r>
+        <w:rPr>
+          <w:rFonts w:ascii="Arial" w:hAnsi="Arial" w:cs="Arial"/>
+          <w:sz w:val="20"/>
+        </w:rPr>
+        <w:t xml:space="preserve">since their identities can be inferred. The </w:t>
+      </w:r>
+      <w:del w:id="3" w:author="Spencer Smith" w:date="2026-07-29T22:57:00Z" w16du:dateUtc="2026-07-30T02:57:00Z">
+        <w:r>
+          <w:rPr>
+            <w:rFonts w:ascii="Arial" w:hAnsi="Arial" w:cs="Arial"/>
+            <w:sz w:val="20"/>
+          </w:rPr>
+          <w:delText xml:space="preserve">interviewee </w:delText>
+        </w:r>
+      </w:del>
+      <w:ins w:id="4" w:author="Spencer Smith" w:date="2026-07-29T22:57:00Z" w16du:dateUtc="2026-07-30T02:57:00Z">
+        <w:r>
+          <w:rPr>
+            <w:rFonts w:ascii="Arial" w:hAnsi="Arial" w:cs="Arial"/>
+            <w:sz w:val="20"/>
+          </w:rPr>
+          <w:t>participant</w:t>
         </w:r>
         <w:r>
           <w:rPr>
             <w:rFonts w:ascii="Arial" w:hAnsi="Arial" w:cs="Arial"/>
             <w:sz w:val="20"/>
           </w:rPr>
-          <w:delText>n</w:delText>
+          <w:t xml:space="preserve"> </w:t>
         </w:r>
+      </w:ins>
+      <w:r>
+        <w:rPr>
+          <w:rFonts w:ascii="Arial" w:hAnsi="Arial" w:cs="Arial"/>
+          <w:sz w:val="20"/>
+        </w:rPr>
+        <w:t>will have to accept this risk if they choose to be interviewed</w:t>
+      </w:r>
+      <w:ins w:id="5" w:author="Spencer Smith" w:date="2026-07-29T22:59:00Z" w16du:dateUtc="2026-07-30T02:59:00Z">
         <w:r>
           <w:rPr>
             <w:rFonts w:ascii="Arial" w:hAnsi="Arial" w:cs="Arial"/>
             <w:sz w:val="20"/>
           </w:rPr>
-          <w:delText xml:space="preserve"> an</w:delText>
+          <w:t xml:space="preserve"> or complete the survey</w:t>
         </w:r>
+      </w:ins>
+      <w:r>
+        <w:rPr>
+          <w:rFonts w:ascii="Arial" w:hAnsi="Arial" w:cs="Arial"/>
+          <w:sz w:val="20"/>
+        </w:rPr>
+        <w:t>.</w:t>
+      </w:r>
+      <w:r>
+        <w:rPr>
+          <w:rFonts w:ascii="Arial" w:hAnsi="Arial" w:cs="Arial"/>
+          <w:sz w:val="20"/>
+        </w:rPr>
+        <w:t xml:space="preserve">  </w:t>
+      </w:r>
+      <w:r>
+        <w:rPr>
+          <w:rFonts w:ascii="Arial" w:hAnsi="Arial" w:cs="Arial"/>
+          <w:sz w:val="20"/>
+        </w:rPr>
+        <w:t xml:space="preserve">If you choose to participate in </w:t>
+      </w:r>
+      <w:del w:id="6" w:author="Spencer Smith" w:date="2026-07-29T22:58:00Z" w16du:dateUtc="2026-07-30T02:58:00Z">
         <w:r>
           <w:rPr>
             <w:rFonts w:ascii="Arial" w:hAnsi="Arial" w:cs="Arial"/>
             <w:sz w:val="20"/>
           </w:rPr>
-          <w:delText xml:space="preserve"> email that I had sent to you two weeks ago </w:delText>
+          <w:delText>the study</w:delText>
         </w:r>
       </w:del>
-      <w:r>
-        <w:rPr>
-          <w:rFonts w:ascii="Arial" w:hAnsi="Arial" w:cs="Arial"/>
-          <w:sz w:val="20"/>
-        </w:rPr>
-        <w:t>regarding an invitation to participate in a research study</w:t>
-      </w:r>
-      <w:r>
-        <w:rPr>
-          <w:rFonts w:ascii="Arial" w:hAnsi="Arial" w:cs="Arial"/>
-          <w:sz w:val="20"/>
-        </w:rPr>
-        <w:t xml:space="preserve"> that </w:t>
-      </w:r>
-      <w:r>
-        <w:rPr>
-          <w:rFonts w:ascii="Arial" w:hAnsi="Arial" w:cs="Arial"/>
-          <w:sz w:val="20"/>
-        </w:rPr>
-        <w:t xml:space="preserve">I am </w:t>
-      </w:r>
-      <w:r>
-        <w:rPr>
-          <w:rFonts w:ascii="Arial" w:hAnsi="Arial" w:cs="Arial"/>
-          <w:sz w:val="20"/>
-        </w:rPr>
-        <w:t xml:space="preserve">{[For Ziyang] </w:t>
-      </w:r>
-      <w:r>
-        <w:rPr>
-          <w:rFonts w:ascii="Arial" w:hAnsi="Arial" w:cs="Arial"/>
-          <w:sz w:val="20"/>
-        </w:rPr>
-        <w:t xml:space="preserve">completing as a requirement of </w:t>
-      </w:r>
-      <w:r>
-        <w:rPr>
-          <w:rFonts w:ascii="Arial" w:hAnsi="Arial" w:cs="Arial"/>
-          <w:sz w:val="20"/>
-        </w:rPr>
-        <w:t xml:space="preserve">my </w:t>
-      </w:r>
-      <w:r>
-        <w:rPr>
-          <w:rFonts w:ascii="Arial" w:hAnsi="Arial" w:cs="Arial"/>
-          <w:sz w:val="20"/>
-        </w:rPr>
-        <w:t>Master of Engineering degree</w:t>
-      </w:r>
-      <w:r>
-        <w:rPr>
-          <w:rFonts w:ascii="Arial" w:hAnsi="Arial" w:cs="Arial"/>
-          <w:sz w:val="20"/>
-        </w:rPr>
-        <w:t xml:space="preserve"> [For Chris] assisting with}</w:t>
-      </w:r>
-      <w:r>
-        <w:rPr>
-          <w:rFonts w:ascii="Arial" w:hAnsi="Arial" w:cs="Arial"/>
-          <w:sz w:val="20"/>
-        </w:rPr>
-        <w:t>.</w:t>
-      </w:r>
-    </w:p>
-    <w:p>
-      <w:pPr>
-        <w:rPr>
-          <w:rFonts w:ascii="Arial" w:hAnsi="Arial" w:cs="Arial"/>
-          <w:sz w:val="20"/>
-        </w:rPr>
-      </w:pPr>
-    </w:p>
-    <w:p>
-      <w:pPr>
-        <w:rPr>
-          <w:rFonts w:ascii="Arial" w:hAnsi="Arial" w:cs="Arial"/>
-          <w:sz w:val="20"/>
-          <w:lang w:val="en-CA"/>
-        </w:rPr>
-      </w:pPr>
-      <w:r>
-        <w:rPr>
-          <w:rFonts w:ascii="Arial" w:hAnsi="Arial" w:cs="Arial"/>
-          <w:sz w:val="20"/>
-          <w:lang w:val="en-CA"/>
-        </w:rPr>
-        <w:t>I located your name/email by visiting the website of {research software name}.</w:t>
-      </w:r>
-    </w:p>
-    <w:p>
-      <w:pPr>
-        <w:rPr>
-          <w:rFonts w:ascii="Arial" w:hAnsi="Arial" w:cs="Arial"/>
-          <w:sz w:val="20"/>
-        </w:rPr>
-      </w:pPr>
-    </w:p>
-    <w:p>
-      <w:r>
-        <w:rPr>
-          <w:rFonts w:ascii="Arial" w:hAnsi="Arial" w:cs="Arial"/>
-          <w:sz w:val="20"/>
-        </w:rPr>
-        <w:t xml:space="preserve">The purpose of this study is to conduct a current state of practice analysis of software in a scientific computing domain for the purpose of understanding quality and assisting in the future development of such software. One of the domains is {software domain}. </w:t>
-      </w:r>
-    </w:p>
-    <w:p>
-      <w:pPr>
-        <w:rPr>
-          <w:rFonts w:ascii="Arial" w:hAnsi="Arial" w:cs="Arial"/>
-          <w:sz w:val="20"/>
-        </w:rPr>
-      </w:pPr>
-    </w:p>
-    <w:p>
-      <w:r>
-        <w:rPr>
-          <w:rFonts w:ascii="Arial" w:hAnsi="Arial" w:cs="Arial"/>
-          <w:sz w:val="20"/>
-        </w:rPr>
-        <w:t>We have selected {software package name} to be part of a list of (30) {software domain} packages that we have identified for analysis. These packages were selected because they are open source and fit our desired scope, usage, and age criteria.</w:t>
-      </w:r>
-    </w:p>
-    <w:p>
-      <w:pPr>
-        <w:rPr>
-          <w:rFonts w:ascii="Arial" w:hAnsi="Arial" w:cs="Arial"/>
-          <w:sz w:val="20"/>
-        </w:rPr>
-      </w:pPr>
-    </w:p>
-    <w:p>
-      <w:r>
-        <w:rPr>
-          <w:rFonts w:ascii="Arial" w:hAnsi="Arial" w:cs="Arial"/>
-          <w:sz w:val="20"/>
-        </w:rPr>
-        <w:t xml:space="preserve">Participation in this study will involve </w:t>
-      </w:r>
-      <w:ins w:id="4" w:author="Spencer Smith" w:date="2026-07-17T09:58:00Z" w16du:dateUtc="2026-07-17T13:58:00Z">
+      <w:ins w:id="7" w:author="Spencer Smith" w:date="2026-07-29T22:58:00Z" w16du:dateUtc="2026-07-30T02:58:00Z">
         <w:r>
           <w:rPr>
             <w:rFonts w:ascii="Arial" w:hAnsi="Arial" w:cs="Arial"/>
             <w:sz w:val="20"/>
           </w:rPr>
-          <w:t>either an online surve</w:t>
+          <w:t>an interview</w:t>
         </w:r>
       </w:ins>
-      <w:ins w:id="5" w:author="Spencer Smith" w:date="2026-07-17T10:09:00Z" w16du:dateUtc="2026-07-17T14:09:00Z">
-        <w:r>
-          <w:rPr>
-            <w:rFonts w:ascii="Arial" w:hAnsi="Arial" w:cs="Arial"/>
-            <w:sz w:val="20"/>
-          </w:rPr>
-          <w:t>y</w:t>
-        </w:r>
-      </w:ins>
-      <w:ins w:id="6" w:author="Spencer Smith" w:date="2026-07-17T09:58:00Z" w16du:dateUtc="2026-07-17T13:58:00Z">
-        <w:r>
-          <w:rPr>
-            <w:rFonts w:ascii="Arial" w:hAnsi="Arial" w:cs="Arial"/>
-            <w:sz w:val="20"/>
-          </w:rPr>
-          <w:t xml:space="preserve">, or </w:t>
-        </w:r>
-      </w:ins>
-      <w:r>
-        <w:rPr>
-          <w:rFonts w:ascii="Arial" w:hAnsi="Arial" w:cs="Arial"/>
-          <w:sz w:val="20"/>
-        </w:rPr>
-        <w:t xml:space="preserve">a one-to-one semi-structured interview between a member of our research group and a lead developer of {software package name}. </w:t>
-      </w:r>
-      <w:ins w:id="7" w:author="Spencer Smith" w:date="2026-07-17T09:58:00Z" w16du:dateUtc="2026-07-17T13:58:00Z">
-        <w:r>
-          <w:rPr>
-            <w:rFonts w:ascii="Arial" w:hAnsi="Arial" w:cs="Arial"/>
-            <w:sz w:val="20"/>
-          </w:rPr>
-          <w:t>The choice</w:t>
-        </w:r>
-      </w:ins>
-      <w:ins w:id="8" w:author="Spencer Smith" w:date="2026-07-17T09:59:00Z" w16du:dateUtc="2026-07-17T13:59:00Z">
-        <w:r>
-          <w:rPr>
-            <w:rFonts w:ascii="Arial" w:hAnsi="Arial" w:cs="Arial"/>
-            <w:sz w:val="20"/>
-          </w:rPr>
-          <w:t xml:space="preserve"> of survey or interview is up to the participant.  If an interview is select, t</w:t>
-        </w:r>
-      </w:ins>
-      <w:del w:id="9" w:author="Spencer Smith" w:date="2026-07-17T09:59:00Z" w16du:dateUtc="2026-07-17T13:59:00Z">
-        <w:r>
-          <w:rPr>
-            <w:rFonts w:ascii="Arial" w:hAnsi="Arial" w:cs="Arial"/>
-            <w:sz w:val="20"/>
-          </w:rPr>
-          <w:delText>T</w:delText>
-        </w:r>
-      </w:del>
-      <w:r>
-        <w:rPr>
-          <w:rFonts w:ascii="Arial" w:hAnsi="Arial" w:cs="Arial"/>
-          <w:sz w:val="20"/>
-        </w:rPr>
-        <w:t xml:space="preserve">he </w:t>
-      </w:r>
-      <w:proofErr w:type="gramStart"/>
-      <w:r>
-        <w:rPr>
-          <w:rFonts w:ascii="Arial" w:hAnsi="Arial" w:cs="Arial"/>
-          <w:sz w:val="20"/>
-        </w:rPr>
-        <w:t>interview</w:t>
-      </w:r>
-      <w:proofErr w:type="gramEnd"/>
-      <w:r>
-        <w:rPr>
-          <w:rFonts w:ascii="Arial" w:hAnsi="Arial" w:cs="Arial"/>
-          <w:sz w:val="20"/>
-        </w:rPr>
-        <w:t xml:space="preserve"> will be conducted using Microsoft Teams. The purpose of </w:t>
-      </w:r>
-      <w:del w:id="10" w:author="Spencer Smith" w:date="2026-07-17T09:59:00Z" w16du:dateUtc="2026-07-17T13:59:00Z">
-        <w:r>
-          <w:rPr>
-            <w:rFonts w:ascii="Arial" w:hAnsi="Arial" w:cs="Arial"/>
-            <w:sz w:val="20"/>
-          </w:rPr>
-          <w:delText xml:space="preserve">this </w:delText>
-        </w:r>
-      </w:del>
-      <w:ins w:id="11" w:author="Spencer Smith" w:date="2026-07-17T09:59:00Z" w16du:dateUtc="2026-07-17T13:59:00Z">
-        <w:r>
-          <w:rPr>
-            <w:rFonts w:ascii="Arial" w:hAnsi="Arial" w:cs="Arial"/>
-            <w:sz w:val="20"/>
-          </w:rPr>
-          <w:t xml:space="preserve">the survey and interview </w:t>
-        </w:r>
-        <w:proofErr w:type="gramStart"/>
-        <w:r>
-          <w:rPr>
-            <w:rFonts w:ascii="Arial" w:hAnsi="Arial" w:cs="Arial"/>
-            <w:sz w:val="20"/>
-          </w:rPr>
-          <w:t>is</w:t>
-        </w:r>
-      </w:ins>
-      <w:proofErr w:type="gramEnd"/>
-      <w:del w:id="12" w:author="Spencer Smith" w:date="2026-07-17T09:59:00Z" w16du:dateUtc="2026-07-17T13:59:00Z">
-        <w:r>
-          <w:rPr>
-            <w:rFonts w:ascii="Arial" w:hAnsi="Arial" w:cs="Arial"/>
-            <w:sz w:val="20"/>
-          </w:rPr>
-          <w:delText>interview will be</w:delText>
-        </w:r>
-      </w:del>
-      <w:r>
-        <w:rPr>
-          <w:rFonts w:ascii="Arial" w:hAnsi="Arial" w:cs="Arial"/>
-          <w:sz w:val="20"/>
-        </w:rPr>
-        <w:t xml:space="preserve"> to gather qualitative data regarding the development of {software package name}. The video-conference interview would include roughly 20 questions that focus on the software development process and the development group. The interview should not take longer than </w:t>
-      </w:r>
-      <w:r>
-        <w:rPr>
-          <w:rFonts w:ascii="Arial" w:hAnsi="Arial" w:cs="Arial"/>
-          <w:sz w:val="20"/>
-        </w:rPr>
-        <w:t>6</w:t>
-      </w:r>
-      <w:r>
-        <w:rPr>
-          <w:rFonts w:ascii="Arial" w:hAnsi="Arial" w:cs="Arial"/>
-          <w:sz w:val="20"/>
-        </w:rPr>
-        <w:t xml:space="preserve">0 minutes. </w:t>
-      </w:r>
-      <w:ins w:id="13" w:author="Spencer Smith" w:date="2026-07-17T09:59:00Z" w16du:dateUtc="2026-07-17T13:59:00Z">
-        <w:r>
-          <w:rPr>
-            <w:rFonts w:ascii="Arial" w:hAnsi="Arial" w:cs="Arial"/>
-            <w:sz w:val="20"/>
-          </w:rPr>
-          <w:t>The survey is based on the same</w:t>
-        </w:r>
-      </w:ins>
-      <w:ins w:id="14" w:author="Spencer Smith" w:date="2026-07-17T10:00:00Z" w16du:dateUtc="2026-07-17T14:00:00Z">
-        <w:r>
-          <w:rPr>
-            <w:rFonts w:ascii="Arial" w:hAnsi="Arial" w:cs="Arial"/>
-            <w:sz w:val="20"/>
-          </w:rPr>
-          <w:t xml:space="preserve"> questions and can typically be completed in about half the time as the interview.</w:t>
-        </w:r>
-      </w:ins>
-    </w:p>
-    <w:p>
-      <w:pPr>
-        <w:rPr>
-          <w:rFonts w:ascii="Arial" w:hAnsi="Arial" w:cs="Arial"/>
-          <w:sz w:val="20"/>
-        </w:rPr>
-      </w:pPr>
-    </w:p>
-    <w:p>
-      <w:pPr>
-        <w:rPr>
-          <w:rFonts w:ascii="Arial" w:hAnsi="Arial" w:cs="Arial"/>
-          <w:sz w:val="20"/>
-        </w:rPr>
-      </w:pPr>
-      <w:r>
-        <w:rPr>
-          <w:rFonts w:ascii="Arial" w:hAnsi="Arial" w:cs="Arial"/>
-          <w:sz w:val="20"/>
-        </w:rPr>
-        <w:t xml:space="preserve">I have attached a copy of the letter of information with full details about the procedure of the research and potential benefits and risks. </w:t>
-      </w:r>
-      <w:r>
-        <w:rPr>
-          <w:rFonts w:ascii="Arial" w:hAnsi="Arial" w:cs="Arial"/>
-          <w:sz w:val="20"/>
-        </w:rPr>
-        <w:t>With respect to risks, the letter highlights that y</w:t>
-      </w:r>
-      <w:r>
-        <w:rPr>
-          <w:rFonts w:ascii="Arial" w:hAnsi="Arial" w:cs="Arial"/>
-          <w:sz w:val="20"/>
-        </w:rPr>
-        <w:t>ou may feel uncomfortable or anxious if you perceive that your project is being scrutinized.</w:t>
-      </w:r>
-      <w:r>
-        <w:rPr>
-          <w:rFonts w:ascii="Arial" w:hAnsi="Arial" w:cs="Arial"/>
-          <w:sz w:val="20"/>
-        </w:rPr>
-        <w:t xml:space="preserve">  We also identify the risk of </w:t>
-      </w:r>
-      <w:r>
-        <w:rPr>
-          <w:rFonts w:ascii="Arial" w:hAnsi="Arial" w:cs="Arial"/>
-          <w:sz w:val="20"/>
-        </w:rPr>
-        <w:t>maintaining the privacy of interviewed sole developers, or members from a small developer team,</w:t>
+      <w:r>
+        <w:rPr>
+          <w:rFonts w:ascii="Arial" w:hAnsi="Arial" w:cs="Arial"/>
+          <w:sz w:val="20"/>
+        </w:rPr>
+        <w:t>, please let me know</w:t>
       </w:r>
       <w:r>
         <w:rPr>
@@ -567,28 +563,7 @@
           <w:rFonts w:ascii="Arial" w:hAnsi="Arial" w:cs="Arial"/>
           <w:sz w:val="20"/>
         </w:rPr>
-        <w:t>since their identities can be inferred. The interviewee will have to accept this risk if they choose to be interviewed</w:t>
-      </w:r>
-      <w:r>
-        <w:rPr>
-          <w:rFonts w:ascii="Arial" w:hAnsi="Arial" w:cs="Arial"/>
-          <w:sz w:val="20"/>
-        </w:rPr>
-        <w:t>.</w:t>
-      </w:r>
-      <w:r>
-        <w:rPr>
-          <w:rFonts w:ascii="Arial" w:hAnsi="Arial" w:cs="Arial"/>
-          <w:sz w:val="20"/>
-        </w:rPr>
-        <w:t xml:space="preserve">  </w:t>
-      </w:r>
-      <w:r>
-        <w:rPr>
-          <w:rFonts w:ascii="Arial" w:hAnsi="Arial" w:cs="Arial"/>
-          <w:sz w:val="20"/>
-        </w:rPr>
-        <w:t>If you choose to participate in the study, please let me know</w:t>
+        <w:t>by responding to this email and stating that you want to participate in</w:t>
       </w:r>
       <w:r>
         <w:rPr>
@@ -602,7 +577,21 @@
           <w:rFonts w:ascii="Arial" w:hAnsi="Arial" w:cs="Arial"/>
           <w:sz w:val="20"/>
         </w:rPr>
-        <w:t>by responding to this email and stating that you want to participate in</w:t>
+        <w:t xml:space="preserve">the study. Also, if you have any questions </w:t>
+      </w:r>
+      <w:r>
+        <w:rPr>
+          <w:rFonts w:ascii="Arial" w:hAnsi="Arial" w:cs="Arial"/>
+          <w:sz w:val="20"/>
+        </w:rPr>
+        <w:t xml:space="preserve">that </w:t>
+      </w:r>
+      <w:r>
+        <w:rPr>
+          <w:rFonts w:ascii="Arial" w:hAnsi="Arial" w:cs="Arial"/>
+          <w:sz w:val="20"/>
+        </w:rPr>
+        <w:t>you wanted answered before deciding</w:t>
       </w:r>
       <w:r>
         <w:rPr>
@@ -616,34 +605,6 @@
           <w:rFonts w:ascii="Arial" w:hAnsi="Arial" w:cs="Arial"/>
           <w:sz w:val="20"/>
         </w:rPr>
-        <w:t xml:space="preserve">the study. Also, if you have any questions </w:t>
-      </w:r>
-      <w:r>
-        <w:rPr>
-          <w:rFonts w:ascii="Arial" w:hAnsi="Arial" w:cs="Arial"/>
-          <w:sz w:val="20"/>
-        </w:rPr>
-        <w:t xml:space="preserve">that </w:t>
-      </w:r>
-      <w:r>
-        <w:rPr>
-          <w:rFonts w:ascii="Arial" w:hAnsi="Arial" w:cs="Arial"/>
-          <w:sz w:val="20"/>
-        </w:rPr>
-        <w:t>you wanted answered before deciding</w:t>
-      </w:r>
-      <w:r>
-        <w:rPr>
-          <w:rFonts w:ascii="Arial" w:hAnsi="Arial" w:cs="Arial"/>
-          <w:sz w:val="20"/>
-        </w:rPr>
-        <w:t xml:space="preserve"> </w:t>
-      </w:r>
-      <w:r>
-        <w:rPr>
-          <w:rFonts w:ascii="Arial" w:hAnsi="Arial" w:cs="Arial"/>
-          <w:sz w:val="20"/>
-        </w:rPr>
         <w:t>to participate, please let us know</w:t>
       </w:r>
       <w:r>
@@ -691,131 +652,82 @@
     <w:p>
       <w:pPr>
         <w:rPr>
-          <w:ins w:id="15" w:author="Spencer Smith" w:date="2026-07-17T10:43:00Z" w16du:dateUtc="2026-07-17T14:43:00Z"/>
-          <w:rFonts w:ascii="Arial" w:hAnsi="Arial" w:cs="Arial"/>
-          <w:sz w:val="20"/>
-        </w:rPr>
-      </w:pPr>
-    </w:p>
-    <w:p>
-      <w:pPr>
-        <w:rPr>
-          <w:ins w:id="16" w:author="Spencer Smith" w:date="2026-07-17T10:43:00Z" w16du:dateUtc="2026-07-17T14:43:00Z"/>
-          <w:rFonts w:ascii="Arial" w:hAnsi="Arial" w:cs="Arial"/>
-          <w:sz w:val="20"/>
-        </w:rPr>
-      </w:pPr>
-      <w:ins w:id="17" w:author="Spencer Smith" w:date="2026-07-17T10:43:00Z" w16du:dateUtc="2026-07-17T14:43:00Z">
-        <w:r>
-          <w:rPr>
-            <w:rFonts w:ascii="Arial" w:hAnsi="Arial" w:cs="Arial"/>
-            <w:sz w:val="20"/>
-          </w:rPr>
-          <w:t>If you wish to participate in the survey, you do not need to reply to this email.  You can go directly to the survey here:</w:t>
-        </w:r>
-      </w:ins>
-    </w:p>
-    <w:p>
-      <w:pPr>
-        <w:rPr>
-          <w:ins w:id="18" w:author="Spencer Smith" w:date="2026-07-17T23:47:00Z" w16du:dateUtc="2026-07-18T03:47:00Z"/>
-          <w:rFonts w:ascii="Arial" w:hAnsi="Arial" w:cs="Arial"/>
-          <w:sz w:val="20"/>
-        </w:rPr>
-      </w:pPr>
-    </w:p>
-    <w:p>
-      <w:pPr>
-        <w:rPr>
-          <w:ins w:id="19" w:author="Spencer Smith" w:date="2026-07-17T23:47:00Z" w16du:dateUtc="2026-07-18T03:47:00Z"/>
-          <w:rFonts w:ascii="Arial" w:hAnsi="Arial" w:cs="Arial"/>
-          <w:sz w:val="20"/>
-        </w:rPr>
-      </w:pPr>
-      <w:ins w:id="20" w:author="Spencer Smith" w:date="2026-07-17T23:47:00Z" w16du:dateUtc="2026-07-18T03:47:00Z">
-        <w:r>
-          <w:fldChar w:fldCharType="begin"/>
-        </w:r>
-        <w:r>
-          <w:instrText>HYPERLINK "https://forms.cloud.microsoft/r/PkK96cNa2A"</w:instrText>
-        </w:r>
-        <w:r>
-          <w:fldChar w:fldCharType="separate"/>
-        </w:r>
+          <w:rFonts w:ascii="Arial" w:hAnsi="Arial" w:cs="Arial"/>
+          <w:sz w:val="20"/>
+        </w:rPr>
+      </w:pPr>
+    </w:p>
+    <w:p>
+      <w:pPr>
+        <w:rPr>
+          <w:rFonts w:ascii="Arial" w:hAnsi="Arial" w:cs="Arial"/>
+          <w:sz w:val="20"/>
+        </w:rPr>
+      </w:pPr>
+      <w:r>
+        <w:rPr>
+          <w:rFonts w:ascii="Arial" w:hAnsi="Arial" w:cs="Arial"/>
+          <w:sz w:val="20"/>
+        </w:rPr>
+        <w:t>If you wish to participate in the survey, you do not need to reply to this email.  You can go directly to the survey here:</w:t>
+      </w:r>
+    </w:p>
+    <w:p>
+      <w:pPr>
+        <w:rPr>
+          <w:rFonts w:ascii="Arial" w:hAnsi="Arial" w:cs="Arial"/>
+          <w:sz w:val="20"/>
+        </w:rPr>
+      </w:pPr>
+    </w:p>
+    <w:p>
+      <w:pPr>
+        <w:rPr>
+          <w:rFonts w:ascii="Arial" w:hAnsi="Arial" w:cs="Arial"/>
+          <w:sz w:val="20"/>
+        </w:rPr>
+      </w:pPr>
+      <w:hyperlink r:id="rId5" w:history="1">
         <w:r>
           <w:rPr>
             <w:rStyle w:val="Hyperlink"/>
           </w:rPr>
-          <w:t>State of the Practice for Research So</w:t>
+          <w:t>State of the Practice for Research Software Survey – Fill out form</w:t>
         </w:r>
-        <w:r>
-          <w:rPr>
-            <w:rStyle w:val="Hyperlink"/>
-          </w:rPr>
-          <w:t>f</w:t>
-        </w:r>
-        <w:r>
-          <w:rPr>
-            <w:rStyle w:val="Hyperlink"/>
-          </w:rPr>
-          <w:t xml:space="preserve">tware Survey – Fill out </w:t>
-        </w:r>
-        <w:r>
-          <w:rPr>
-            <w:rStyle w:val="Hyperlink"/>
-          </w:rPr>
-          <w:t>f</w:t>
-        </w:r>
-        <w:r>
-          <w:rPr>
-            <w:rStyle w:val="Hyperlink"/>
-          </w:rPr>
-          <w:t>orm</w:t>
-        </w:r>
-        <w:r>
-          <w:fldChar w:fldCharType="end"/>
-        </w:r>
-      </w:ins>
-    </w:p>
-    <w:p>
-      <w:pPr>
-        <w:rPr>
-          <w:ins w:id="21" w:author="Spencer Smith" w:date="2026-07-17T10:43:00Z" w16du:dateUtc="2026-07-17T14:43:00Z"/>
-          <w:rFonts w:ascii="Arial" w:hAnsi="Arial" w:cs="Arial"/>
-          <w:sz w:val="20"/>
-        </w:rPr>
-      </w:pPr>
-    </w:p>
-    <w:p>
-      <w:pPr>
-        <w:rPr>
-          <w:ins w:id="22" w:author="Spencer Smith" w:date="2026-07-17T10:43:00Z" w16du:dateUtc="2026-07-17T14:43:00Z"/>
-        </w:rPr>
-      </w:pPr>
-      <w:ins w:id="23" w:author="Spencer Smith" w:date="2026-07-17T10:43:00Z" w16du:dateUtc="2026-07-17T14:43:00Z">
-        <w:r>
-          <w:rPr>
-            <w:rFonts w:ascii="Arial" w:hAnsi="Arial" w:cs="Arial"/>
-            <w:sz w:val="20"/>
-          </w:rPr>
-          <w:t>If you prefer the interview option, you will need to reply to this email so that we can arrange an interview time.</w:t>
-        </w:r>
-      </w:ins>
-    </w:p>
-    <w:p>
-      <w:pPr>
-        <w:rPr>
-          <w:rFonts w:ascii="Arial" w:hAnsi="Arial" w:cs="Arial"/>
-          <w:sz w:val="20"/>
-        </w:rPr>
-      </w:pPr>
-    </w:p>
-    <w:p>
-      <w:r>
-        <w:rPr>
-          <w:rFonts w:ascii="Arial" w:hAnsi="Arial" w:cs="Arial"/>
-          <w:sz w:val="20"/>
-        </w:rPr>
+      </w:hyperlink>
+    </w:p>
+    <w:p>
+      <w:pPr>
+        <w:rPr>
+          <w:rFonts w:ascii="Arial" w:hAnsi="Arial" w:cs="Arial"/>
+          <w:sz w:val="20"/>
+        </w:rPr>
+      </w:pPr>
+    </w:p>
+    <w:p>
+      <w:r>
+        <w:rPr>
+          <w:rFonts w:ascii="Arial" w:hAnsi="Arial" w:cs="Arial"/>
+          <w:sz w:val="20"/>
+        </w:rPr>
+        <w:t>If you prefer the interview option, you will need to reply to this email so that we can arrange an interview time.</w:t>
+      </w:r>
+    </w:p>
+    <w:p>
+      <w:pPr>
+        <w:rPr>
+          <w:rFonts w:ascii="Arial" w:hAnsi="Arial" w:cs="Arial"/>
+          <w:sz w:val="20"/>
+        </w:rPr>
+      </w:pPr>
+    </w:p>
+    <w:p>
+      <w:r>
+        <w:rPr>
+          <w:rFonts w:ascii="Arial" w:hAnsi="Arial" w:cs="Arial"/>
+          <w:sz w:val="20"/>
+        </w:rPr>
+        <w:lastRenderedPageBreak/>
         <w:t>Please let me know if I should be sending this request to a different person or email account associated with {software package name}.</w:t>
       </w:r>
     </w:p>
@@ -1225,9 +1137,60 @@
           <w:szCs w:val="18"/>
           <w:lang w:val="en-CA"/>
         </w:rPr>
-        <w:t>study and to receive additional details I request</w:t>
-      </w:r>
-      <w:del w:id="24" w:author="Spencer Smith" w:date="2026-07-17T10:00:00Z" w16du:dateUtc="2026-07-17T14:00:00Z">
+        <w:t>study and to receive additional details I request.</w:t>
+      </w:r>
+    </w:p>
+    <w:p>
+      <w:pPr>
+        <w:pStyle w:val="ListParagraph"/>
+        <w:numPr>
+          <w:ilvl w:val="0"/>
+          <w:numId w:val="1"/>
+        </w:numPr>
+        <w:rPr>
+          <w:rFonts w:ascii="Arial" w:hAnsi="Arial" w:cs="Arial"/>
+          <w:sz w:val="18"/>
+          <w:szCs w:val="18"/>
+          <w:lang w:val="en-CA"/>
+        </w:rPr>
+      </w:pPr>
+      <w:r>
+        <w:rPr>
+          <w:rFonts w:ascii="Arial" w:hAnsi="Arial" w:cs="Arial"/>
+          <w:sz w:val="18"/>
+          <w:szCs w:val="18"/>
+          <w:lang w:val="en-CA"/>
+        </w:rPr>
+        <w:t>I understand that if I agree to participate in this study, I may withdraw</w:t>
+      </w:r>
+      <w:r>
+        <w:rPr>
+          <w:rFonts w:ascii="Arial" w:hAnsi="Arial" w:cs="Arial"/>
+          <w:sz w:val="18"/>
+          <w:szCs w:val="18"/>
+          <w:lang w:val="en-CA"/>
+        </w:rPr>
+        <w:t xml:space="preserve"> </w:t>
+      </w:r>
+      <w:r>
+        <w:rPr>
+          <w:rFonts w:ascii="Arial" w:hAnsi="Arial" w:cs="Arial"/>
+          <w:sz w:val="18"/>
+          <w:szCs w:val="18"/>
+          <w:lang w:val="en-CA"/>
+        </w:rPr>
+        <w:t xml:space="preserve">from the study at any time or up until </w:t>
+      </w:r>
+      <w:r>
+        <w:rPr>
+          <w:rFonts w:ascii="Arial" w:hAnsi="Arial" w:cs="Arial"/>
+          <w:sz w:val="18"/>
+          <w:szCs w:val="18"/>
+          <w:lang w:val="en-CA"/>
+        </w:rPr>
+        <w:t xml:space="preserve">Aug </w:t>
+      </w:r>
+      <w:ins w:id="8" w:author="Spencer Smith" w:date="2026-07-29T22:58:00Z" w16du:dateUtc="2026-07-30T02:58:00Z">
         <w:r>
           <w:rPr>
             <w:rFonts w:ascii="Arial" w:hAnsi="Arial" w:cs="Arial"/>
@@ -1235,61 +1198,10 @@
             <w:szCs w:val="18"/>
             <w:lang w:val="en-CA"/>
           </w:rPr>
-          <w:delText>ed</w:delText>
+          <w:t>30</w:t>
         </w:r>
-      </w:del>
-      <w:r>
-        <w:rPr>
-          <w:rFonts w:ascii="Arial" w:hAnsi="Arial" w:cs="Arial"/>
-          <w:sz w:val="18"/>
-          <w:szCs w:val="18"/>
-          <w:lang w:val="en-CA"/>
-        </w:rPr>
-        <w:t>.</w:t>
-      </w:r>
-    </w:p>
-    <w:p>
-      <w:pPr>
-        <w:pStyle w:val="ListParagraph"/>
-        <w:numPr>
-          <w:ilvl w:val="0"/>
-          <w:numId w:val="1"/>
-        </w:numPr>
-        <w:rPr>
-          <w:rFonts w:ascii="Arial" w:hAnsi="Arial" w:cs="Arial"/>
-          <w:sz w:val="18"/>
-          <w:szCs w:val="18"/>
-          <w:lang w:val="en-CA"/>
-        </w:rPr>
-      </w:pPr>
-      <w:r>
-        <w:rPr>
-          <w:rFonts w:ascii="Arial" w:hAnsi="Arial" w:cs="Arial"/>
-          <w:sz w:val="18"/>
-          <w:szCs w:val="18"/>
-          <w:lang w:val="en-CA"/>
-        </w:rPr>
-        <w:t>I understand that if I agree to participate in this study, I may withdraw</w:t>
-      </w:r>
-      <w:r>
-        <w:rPr>
-          <w:rFonts w:ascii="Arial" w:hAnsi="Arial" w:cs="Arial"/>
-          <w:sz w:val="18"/>
-          <w:szCs w:val="18"/>
-          <w:lang w:val="en-CA"/>
-        </w:rPr>
-        <w:t xml:space="preserve"> </w:t>
-      </w:r>
-      <w:r>
-        <w:rPr>
-          <w:rFonts w:ascii="Arial" w:hAnsi="Arial" w:cs="Arial"/>
-          <w:sz w:val="18"/>
-          <w:szCs w:val="18"/>
-          <w:lang w:val="en-CA"/>
-        </w:rPr>
-        <w:t xml:space="preserve">from the study at any time or up until </w:t>
-      </w:r>
-      <w:del w:id="25" w:author="Spencer Smith" w:date="2026-07-17T23:47:00Z" w16du:dateUtc="2026-07-18T03:47:00Z">
+      </w:ins>
+      <w:del w:id="9" w:author="Spencer Smith" w:date="2026-07-29T22:58:00Z" w16du:dateUtc="2026-07-30T02:58:00Z">
         <w:r>
           <w:rPr>
             <w:rFonts w:ascii="Arial" w:hAnsi="Arial" w:cs="Arial"/>
@@ -1297,31 +1209,18 @@
             <w:szCs w:val="18"/>
             <w:lang w:val="en-CA"/>
           </w:rPr>
-          <w:delText xml:space="preserve">July </w:delText>
+          <w:delText>8</w:delText>
         </w:r>
       </w:del>
-      <w:ins w:id="26" w:author="Spencer Smith" w:date="2026-07-17T23:47:00Z" w16du:dateUtc="2026-07-18T03:47:00Z">
-        <w:r>
-          <w:rPr>
-            <w:rFonts w:ascii="Arial" w:hAnsi="Arial" w:cs="Arial"/>
-            <w:sz w:val="18"/>
-            <w:szCs w:val="18"/>
-            <w:lang w:val="en-CA"/>
-          </w:rPr>
-          <w:t>Aug 8th</w:t>
-        </w:r>
-      </w:ins>
-      <w:del w:id="27" w:author="Spencer Smith" w:date="2026-07-17T23:47:00Z" w16du:dateUtc="2026-07-18T03:47:00Z">
-        <w:r>
-          <w:rPr>
-            <w:rFonts w:ascii="Arial" w:hAnsi="Arial" w:cs="Arial"/>
-            <w:sz w:val="18"/>
-            <w:szCs w:val="18"/>
-            <w:lang w:val="en-CA"/>
-          </w:rPr>
-          <w:delText>31</w:delText>
-        </w:r>
-      </w:del>
+      <w:r>
+        <w:rPr>
+          <w:rFonts w:ascii="Arial" w:hAnsi="Arial" w:cs="Arial"/>
+          <w:sz w:val="18"/>
+          <w:szCs w:val="18"/>
+          <w:lang w:val="en-CA"/>
+        </w:rPr>
+        <w:t>th</w:t>
+      </w:r>
       <w:r>
         <w:rPr>
           <w:rFonts w:ascii="Arial" w:hAnsi="Arial" w:cs="Arial"/>
